--- a/pr-preview/pr-195/chapters/summary.docx
+++ b/pr-preview/pr-195/chapters/summary.docx
@@ -15,7 +15,7 @@
         <w:pStyle w:val="Date"/>
       </w:pPr>
       <w:r>
-        <w:t xml:space="preserve">Last modified: 2026-10-14 01:37:07 (PDT)</w:t>
+        <w:t xml:space="preserve">Last modified: 2026-10-14 01:46:34 (PDT)</w:t>
       </w:r>
     </w:p>
     <w:tbl>

--- a/pr-preview/pr-195/chapters/summary.docx
+++ b/pr-preview/pr-195/chapters/summary.docx
@@ -15,7 +15,7 @@
         <w:pStyle w:val="Date"/>
       </w:pPr>
       <w:r>
-        <w:t xml:space="preserve">Last modified: 2026-10-14 01:46:34 (PDT)</w:t>
+        <w:t xml:space="preserve">Last modified: 2026-10-16 10:25:17 (PDT)</w:t>
       </w:r>
     </w:p>
     <w:tbl>
@@ -190,7 +190,7 @@
         <w:t xml:space="preserve">Follow its link for the reasons and the exceptions.</w:t>
       </w:r>
     </w:p>
-    <w:bookmarkStart w:id="24" w:name="terms-and-notation"/>
+    <w:bookmarkStart w:id="28" w:name="terms-and-notation"/>
     <w:p>
       <w:pPr>
         <w:pStyle w:val="Heading2"/>
@@ -201,7 +201,6 @@
     </w:p>
     <w:p>
       <w:pPr>
-        <w:pStyle w:val="Compact"/>
         <w:numPr>
           <w:ilvl w:val="0"/>
           <w:numId w:val="1001"/>
@@ -230,7 +229,6 @@
     </w:p>
     <w:p>
       <w:pPr>
-        <w:pStyle w:val="Compact"/>
         <w:numPr>
           <w:ilvl w:val="0"/>
           <w:numId w:val="1001"/>
@@ -253,7 +251,6 @@
     </w:p>
     <w:p>
       <w:pPr>
-        <w:pStyle w:val="Compact"/>
         <w:numPr>
           <w:ilvl w:val="0"/>
           <w:numId w:val="1001"/>
@@ -346,7 +343,6 @@
     </w:p>
     <w:p>
       <w:pPr>
-        <w:pStyle w:val="Compact"/>
         <w:numPr>
           <w:ilvl w:val="0"/>
           <w:numId w:val="1001"/>
@@ -369,7 +365,6 @@
     </w:p>
     <w:p>
       <w:pPr>
-        <w:pStyle w:val="Compact"/>
         <w:numPr>
           <w:ilvl w:val="0"/>
           <w:numId w:val="1001"/>
@@ -395,7 +390,6 @@
     </w:p>
     <w:p>
       <w:pPr>
-        <w:pStyle w:val="Compact"/>
         <w:numPr>
           <w:ilvl w:val="0"/>
           <w:numId w:val="1001"/>
@@ -435,7 +429,6 @@
     </w:p>
     <w:p>
       <w:pPr>
-        <w:pStyle w:val="Compact"/>
         <w:numPr>
           <w:ilvl w:val="0"/>
           <w:numId w:val="1001"/>
@@ -493,7 +486,6 @@
     </w:p>
     <w:p>
       <w:pPr>
-        <w:pStyle w:val="Compact"/>
         <w:numPr>
           <w:ilvl w:val="0"/>
           <w:numId w:val="1001"/>
@@ -513,7 +505,6 @@
     </w:p>
     <w:p>
       <w:pPr>
-        <w:pStyle w:val="Compact"/>
         <w:numPr>
           <w:ilvl w:val="0"/>
           <w:numId w:val="1001"/>
@@ -524,6 +515,71 @@
           <w:rPr>
             <w:rStyle w:val="Hyperlink"/>
           </w:rPr>
+          <w:t xml:space="preserve">Distinguish a random variable from its value</w:t>
+        </w:r>
+      </w:hyperlink>
+      <w:r>
+        <w:t xml:space="preserve">:</w:t>
+      </w:r>
+      <w:r>
+        <w:t xml:space="preserve"> </w:t>
+      </w:r>
+      <m:oMath>
+        <m:sSub>
+          <m:e>
+            <m:r>
+              <m:t>Y</m:t>
+            </m:r>
+          </m:e>
+          <m:sub>
+            <m:r>
+              <m:t>i</m:t>
+            </m:r>
+          </m:sub>
+        </m:sSub>
+      </m:oMath>
+      <w:r>
+        <w:t xml:space="preserve"> </w:t>
+      </w:r>
+      <w:r>
+        <w:t xml:space="preserve">before the data,</w:t>
+      </w:r>
+      <w:r>
+        <w:t xml:space="preserve"> </w:t>
+      </w:r>
+      <m:oMath>
+        <m:sSub>
+          <m:e>
+            <m:r>
+              <m:t>y</m:t>
+            </m:r>
+          </m:e>
+          <m:sub>
+            <m:r>
+              <m:t>i</m:t>
+            </m:r>
+          </m:sub>
+        </m:sSub>
+      </m:oMath>
+      <w:r>
+        <w:t xml:space="preserve"> </w:t>
+      </w:r>
+      <w:r>
+        <w:t xml:space="preserve">after.</w:t>
+      </w:r>
+    </w:p>
+    <w:p>
+      <w:pPr>
+        <w:numPr>
+          <w:ilvl w:val="0"/>
+          <w:numId w:val="1001"/>
+        </w:numPr>
+      </w:pPr>
+      <w:hyperlink r:id="rId22">
+        <w:r>
+          <w:rPr>
+            <w:rStyle w:val="Hyperlink"/>
+          </w:rPr>
           <w:t xml:space="preserve">Use the notation that matches a quantity’s name</w:t>
         </w:r>
       </w:hyperlink>
@@ -539,13 +595,12 @@
     </w:p>
     <w:p>
       <w:pPr>
-        <w:pStyle w:val="Compact"/>
         <w:numPr>
           <w:ilvl w:val="0"/>
           <w:numId w:val="1001"/>
         </w:numPr>
       </w:pPr>
-      <w:hyperlink r:id="rId22">
+      <w:hyperlink r:id="rId23">
         <w:r>
           <w:rPr>
             <w:rStyle w:val="Hyperlink"/>
@@ -559,13 +614,12 @@
     </w:p>
     <w:p>
       <w:pPr>
-        <w:pStyle w:val="Compact"/>
         <w:numPr>
           <w:ilvl w:val="0"/>
           <w:numId w:val="1001"/>
         </w:numPr>
       </w:pPr>
-      <w:hyperlink r:id="rId23">
+      <w:hyperlink r:id="rId24">
         <w:r>
           <w:rPr>
             <w:rStyle w:val="Hyperlink"/>
@@ -583,8 +637,83 @@
         <w:t xml:space="preserve">such as the limits of a sum.</w:t>
       </w:r>
     </w:p>
-    <w:bookmarkEnd w:id="24"/>
-    <w:bookmarkStart w:id="33" w:name="claims-and-evidence"/>
+    <w:p>
+      <w:pPr>
+        <w:numPr>
+          <w:ilvl w:val="0"/>
+          <w:numId w:val="1001"/>
+        </w:numPr>
+      </w:pPr>
+      <w:hyperlink r:id="rId25">
+        <w:r>
+          <w:rPr>
+            <w:rStyle w:val="Hyperlink"/>
+          </w:rPr>
+          <w:t xml:space="preserve">Put words between formulas, and start a sentence with a word</w:t>
+        </w:r>
+      </w:hyperlink>
+      <w:r>
+        <w:t xml:space="preserve">,</w:t>
+      </w:r>
+      <w:r>
+        <w:t xml:space="preserve"> </w:t>
+      </w:r>
+      <w:r>
+        <w:t xml:space="preserve">not a symbol.</w:t>
+      </w:r>
+    </w:p>
+    <w:p>
+      <w:pPr>
+        <w:numPr>
+          <w:ilvl w:val="0"/>
+          <w:numId w:val="1001"/>
+        </w:numPr>
+      </w:pPr>
+      <w:hyperlink r:id="rId26">
+        <w:r>
+          <w:rPr>
+            <w:rStyle w:val="Hyperlink"/>
+          </w:rPr>
+          <w:t xml:space="preserve">Introduce a theorem with a complete sentence</w:t>
+        </w:r>
+      </w:hyperlink>
+      <w:r>
+        <w:t xml:space="preserve">,</w:t>
+      </w:r>
+      <w:r>
+        <w:t xml:space="preserve"> </w:t>
+      </w:r>
+      <w:r>
+        <w:t xml:space="preserve">and state it so that it stands alone.</w:t>
+      </w:r>
+    </w:p>
+    <w:p>
+      <w:pPr>
+        <w:numPr>
+          <w:ilvl w:val="0"/>
+          <w:numId w:val="1001"/>
+        </w:numPr>
+      </w:pPr>
+      <w:hyperlink r:id="rId27">
+        <w:r>
+          <w:rPr>
+            <w:rStyle w:val="Hyperlink"/>
+          </w:rPr>
+          <w:t xml:space="preserve">Spell out a number used as an adjective</w:t>
+        </w:r>
+      </w:hyperlink>
+      <w:r>
+        <w:t xml:space="preserve">,</w:t>
+      </w:r>
+      <w:r>
+        <w:t xml:space="preserve"> </w:t>
+      </w:r>
+      <w:r>
+        <w:t xml:space="preserve">and write the numeral for a number used as a name.</w:t>
+      </w:r>
+    </w:p>
+    <w:bookmarkEnd w:id="28"/>
+    <w:bookmarkStart w:id="37" w:name="claims-and-evidence"/>
     <w:p>
       <w:pPr>
         <w:pStyle w:val="Heading2"/>
@@ -601,7 +730,7 @@
           <w:numId w:val="1002"/>
         </w:numPr>
       </w:pPr>
-      <w:hyperlink r:id="rId25">
+      <w:hyperlink r:id="rId29">
         <w:r>
           <w:rPr>
             <w:rStyle w:val="Hyperlink"/>
@@ -624,7 +753,7 @@
           <w:numId w:val="1002"/>
         </w:numPr>
       </w:pPr>
-      <w:hyperlink r:id="rId26">
+      <w:hyperlink r:id="rId30">
         <w:r>
           <w:rPr>
             <w:rStyle w:val="Hyperlink"/>
@@ -659,7 +788,7 @@
           <w:numId w:val="1002"/>
         </w:numPr>
       </w:pPr>
-      <w:hyperlink r:id="rId27">
+      <w:hyperlink r:id="rId31">
         <w:r>
           <w:rPr>
             <w:rStyle w:val="Hyperlink"/>
@@ -676,7 +805,7 @@
       <w:r>
         <w:t xml:space="preserve"> </w:t>
       </w:r>
-      <w:hyperlink r:id="rId28">
+      <w:hyperlink r:id="rId32">
         <w:r>
           <w:rPr>
             <w:rStyle w:val="Hyperlink"/>
@@ -696,7 +825,7 @@
           <w:numId w:val="1002"/>
         </w:numPr>
       </w:pPr>
-      <w:hyperlink r:id="rId29">
+      <w:hyperlink r:id="rId33">
         <w:r>
           <w:rPr>
             <w:rStyle w:val="Hyperlink"/>
@@ -722,7 +851,7 @@
           <w:numId w:val="1002"/>
         </w:numPr>
       </w:pPr>
-      <w:hyperlink r:id="rId30">
+      <w:hyperlink r:id="rId34">
         <w:r>
           <w:rPr>
             <w:rStyle w:val="Hyperlink"/>
@@ -745,7 +874,7 @@
           <w:numId w:val="1002"/>
         </w:numPr>
       </w:pPr>
-      <w:hyperlink r:id="rId31">
+      <w:hyperlink r:id="rId35">
         <w:r>
           <w:rPr>
             <w:rStyle w:val="Hyperlink"/>
@@ -768,7 +897,7 @@
           <w:numId w:val="1002"/>
         </w:numPr>
       </w:pPr>
-      <w:hyperlink r:id="rId32">
+      <w:hyperlink r:id="rId36">
         <w:r>
           <w:rPr>
             <w:rStyle w:val="Hyperlink"/>
@@ -786,8 +915,8 @@
         <w:t xml:space="preserve">name the topic, not its author, in headings and sentences.</w:t>
       </w:r>
     </w:p>
-    <w:bookmarkEnd w:id="33"/>
-    <w:bookmarkStart w:id="41" w:name="papers"/>
+    <w:bookmarkEnd w:id="37"/>
+    <w:bookmarkStart w:id="47" w:name="papers"/>
     <w:p>
       <w:pPr>
         <w:pStyle w:val="Heading2"/>
@@ -804,7 +933,33 @@
           <w:numId w:val="1003"/>
         </w:numPr>
       </w:pPr>
-      <w:hyperlink r:id="rId34">
+      <w:hyperlink r:id="rId38">
+        <w:r>
+          <w:rPr>
+            <w:rStyle w:val="Hyperlink"/>
+          </w:rPr>
+          <w:t xml:space="preserve">Write to clarify your thinking</w:t>
+        </w:r>
+      </w:hyperlink>
+      <w:r>
+        <w:t xml:space="preserve">:</w:t>
+      </w:r>
+      <w:r>
+        <w:t xml:space="preserve"> </w:t>
+      </w:r>
+      <w:r>
+        <w:t xml:space="preserve">write each question or idea down as it comes.</w:t>
+      </w:r>
+    </w:p>
+    <w:p>
+      <w:pPr>
+        <w:pStyle w:val="Compact"/>
+        <w:numPr>
+          <w:ilvl w:val="0"/>
+          <w:numId w:val="1003"/>
+        </w:numPr>
+      </w:pPr>
+      <w:hyperlink r:id="rId39">
         <w:r>
           <w:rPr>
             <w:rStyle w:val="Hyperlink"/>
@@ -827,7 +982,7 @@
           <w:numId w:val="1003"/>
         </w:numPr>
       </w:pPr>
-      <w:hyperlink r:id="rId35">
+      <w:hyperlink r:id="rId40">
         <w:r>
           <w:rPr>
             <w:rStyle w:val="Hyperlink"/>
@@ -850,7 +1005,7 @@
           <w:numId w:val="1003"/>
         </w:numPr>
       </w:pPr>
-      <w:hyperlink r:id="rId36">
+      <w:hyperlink r:id="rId41">
         <w:r>
           <w:rPr>
             <w:rStyle w:val="Hyperlink"/>
@@ -873,7 +1028,7 @@
           <w:numId w:val="1003"/>
         </w:numPr>
       </w:pPr>
-      <w:hyperlink r:id="rId37">
+      <w:hyperlink r:id="rId42">
         <w:r>
           <w:rPr>
             <w:rStyle w:val="Hyperlink"/>
@@ -893,7 +1048,33 @@
           <w:numId w:val="1003"/>
         </w:numPr>
       </w:pPr>
-      <w:hyperlink r:id="rId38">
+      <w:hyperlink r:id="rId43">
+        <w:r>
+          <w:rPr>
+            <w:rStyle w:val="Hyperlink"/>
+          </w:rPr>
+          <w:t xml:space="preserve">Avoid forward references</w:t>
+        </w:r>
+      </w:hyperlink>
+      <w:r>
+        <w:t xml:space="preserve">:</w:t>
+      </w:r>
+      <w:r>
+        <w:t xml:space="preserve"> </w:t>
+      </w:r>
+      <w:r>
+        <w:t xml:space="preserve">move the content ahead of the sentence that uses it.</w:t>
+      </w:r>
+    </w:p>
+    <w:p>
+      <w:pPr>
+        <w:pStyle w:val="Compact"/>
+        <w:numPr>
+          <w:ilvl w:val="0"/>
+          <w:numId w:val="1003"/>
+        </w:numPr>
+      </w:pPr>
+      <w:hyperlink r:id="rId44">
         <w:r>
           <w:rPr>
             <w:rStyle w:val="Hyperlink"/>
@@ -919,7 +1100,7 @@
       <w:r>
         <w:t xml:space="preserve"> </w:t>
       </w:r>
-      <w:hyperlink r:id="rId39">
+      <w:hyperlink r:id="rId45">
         <w:r>
           <w:rPr>
             <w:rStyle w:val="Hyperlink"/>
@@ -939,7 +1120,7 @@
       <w:r>
         <w:t xml:space="preserve"> </w:t>
       </w:r>
-      <w:hyperlink r:id="rId40">
+      <w:hyperlink r:id="rId46">
         <w:r>
           <w:rPr>
             <w:rStyle w:val="Hyperlink"/>
@@ -954,8 +1135,8 @@
         <w:t xml:space="preserve">before you submit.</w:t>
       </w:r>
     </w:p>
-    <w:bookmarkEnd w:id="41"/>
-    <w:bookmarkStart w:id="49" w:name="words"/>
+    <w:bookmarkEnd w:id="47"/>
+    <w:bookmarkStart w:id="55" w:name="words"/>
     <w:p>
       <w:pPr>
         <w:pStyle w:val="Heading2"/>
@@ -972,7 +1153,7 @@
           <w:numId w:val="1004"/>
         </w:numPr>
       </w:pPr>
-      <w:hyperlink r:id="rId42">
+      <w:hyperlink r:id="rId48">
         <w:r>
           <w:rPr>
             <w:rStyle w:val="Hyperlink"/>
@@ -995,7 +1176,7 @@
           <w:numId w:val="1004"/>
         </w:numPr>
       </w:pPr>
-      <w:hyperlink r:id="rId43">
+      <w:hyperlink r:id="rId49">
         <w:r>
           <w:rPr>
             <w:rStyle w:val="Hyperlink"/>
@@ -1015,7 +1196,7 @@
           <w:numId w:val="1004"/>
         </w:numPr>
       </w:pPr>
-      <w:hyperlink r:id="rId44">
+      <w:hyperlink r:id="rId50">
         <w:r>
           <w:rPr>
             <w:rStyle w:val="Hyperlink"/>
@@ -1035,7 +1216,7 @@
           <w:numId w:val="1004"/>
         </w:numPr>
       </w:pPr>
-      <w:hyperlink r:id="rId45">
+      <w:hyperlink r:id="rId51">
         <w:r>
           <w:rPr>
             <w:rStyle w:val="Hyperlink"/>
@@ -1070,7 +1251,7 @@
           <w:numId w:val="1004"/>
         </w:numPr>
       </w:pPr>
-      <w:hyperlink r:id="rId46">
+      <w:hyperlink r:id="rId52">
         <w:r>
           <w:rPr>
             <w:rStyle w:val="Hyperlink"/>
@@ -1090,7 +1271,7 @@
           <w:numId w:val="1004"/>
         </w:numPr>
       </w:pPr>
-      <w:hyperlink r:id="rId47">
+      <w:hyperlink r:id="rId53">
         <w:r>
           <w:rPr>
             <w:rStyle w:val="Hyperlink"/>
@@ -1116,7 +1297,7 @@
           <w:numId w:val="1004"/>
         </w:numPr>
       </w:pPr>
-      <w:hyperlink r:id="rId48">
+      <w:hyperlink r:id="rId54">
         <w:r>
           <w:rPr>
             <w:rStyle w:val="Hyperlink"/>
@@ -1128,8 +1309,8 @@
         <w:t xml:space="preserve">.</w:t>
       </w:r>
     </w:p>
-    <w:bookmarkEnd w:id="49"/>
-    <w:bookmarkStart w:id="64" w:name="writing-for-every-reader"/>
+    <w:bookmarkEnd w:id="55"/>
+    <w:bookmarkStart w:id="70" w:name="writing-for-every-reader"/>
     <w:p>
       <w:pPr>
         <w:pStyle w:val="Heading2"/>
@@ -1146,7 +1327,7 @@
           <w:numId w:val="1005"/>
         </w:numPr>
       </w:pPr>
-      <w:hyperlink r:id="rId50">
+      <w:hyperlink r:id="rId56">
         <w:r>
           <w:rPr>
             <w:rStyle w:val="Hyperlink"/>
@@ -1166,7 +1347,7 @@
           <w:numId w:val="1005"/>
         </w:numPr>
       </w:pPr>
-      <w:hyperlink r:id="rId51">
+      <w:hyperlink r:id="rId57">
         <w:r>
           <w:rPr>
             <w:rStyle w:val="Hyperlink"/>
@@ -1186,7 +1367,7 @@
           <w:numId w:val="1005"/>
         </w:numPr>
       </w:pPr>
-      <w:hyperlink r:id="rId52">
+      <w:hyperlink r:id="rId58">
         <w:r>
           <w:rPr>
             <w:rStyle w:val="Hyperlink"/>
@@ -1233,7 +1414,7 @@
           <w:numId w:val="1005"/>
         </w:numPr>
       </w:pPr>
-      <w:hyperlink r:id="rId53">
+      <w:hyperlink r:id="rId59">
         <w:r>
           <w:rPr>
             <w:rStyle w:val="Hyperlink"/>
@@ -1253,7 +1434,7 @@
           <w:numId w:val="1005"/>
         </w:numPr>
       </w:pPr>
-      <w:hyperlink r:id="rId54">
+      <w:hyperlink r:id="rId60">
         <w:r>
           <w:rPr>
             <w:rStyle w:val="Hyperlink"/>
@@ -1273,7 +1454,7 @@
       <w:r>
         <w:t xml:space="preserve"> </w:t>
       </w:r>
-      <w:hyperlink r:id="rId55">
+      <w:hyperlink r:id="rId61">
         <w:r>
           <w:rPr>
             <w:rStyle w:val="Hyperlink"/>
@@ -1293,7 +1474,7 @@
           <w:numId w:val="1005"/>
         </w:numPr>
       </w:pPr>
-      <w:hyperlink r:id="rId56">
+      <w:hyperlink r:id="rId62">
         <w:r>
           <w:rPr>
             <w:rStyle w:val="Hyperlink"/>
@@ -1313,7 +1494,7 @@
           <w:numId w:val="1005"/>
         </w:numPr>
       </w:pPr>
-      <w:hyperlink r:id="rId57">
+      <w:hyperlink r:id="rId63">
         <w:r>
           <w:rPr>
             <w:rStyle w:val="Hyperlink"/>
@@ -1333,7 +1514,7 @@
           <w:numId w:val="1005"/>
         </w:numPr>
       </w:pPr>
-      <w:hyperlink r:id="rId58">
+      <w:hyperlink r:id="rId64">
         <w:r>
           <w:rPr>
             <w:rStyle w:val="Hyperlink"/>
@@ -1353,7 +1534,7 @@
           <w:numId w:val="1005"/>
         </w:numPr>
       </w:pPr>
-      <w:hyperlink r:id="rId59">
+      <w:hyperlink r:id="rId65">
         <w:r>
           <w:rPr>
             <w:rStyle w:val="Hyperlink"/>
@@ -1373,7 +1554,7 @@
           <w:numId w:val="1005"/>
         </w:numPr>
       </w:pPr>
-      <w:hyperlink r:id="rId60">
+      <w:hyperlink r:id="rId66">
         <w:r>
           <w:rPr>
             <w:rStyle w:val="Hyperlink"/>
@@ -1393,7 +1574,7 @@
           <w:numId w:val="1005"/>
         </w:numPr>
       </w:pPr>
-      <w:hyperlink r:id="rId61">
+      <w:hyperlink r:id="rId67">
         <w:r>
           <w:rPr>
             <w:rStyle w:val="Hyperlink"/>
@@ -1413,7 +1594,7 @@
           <w:numId w:val="1005"/>
         </w:numPr>
       </w:pPr>
-      <w:hyperlink r:id="rId62">
+      <w:hyperlink r:id="rId68">
         <w:r>
           <w:rPr>
             <w:rStyle w:val="Hyperlink"/>
@@ -1433,7 +1614,7 @@
           <w:numId w:val="1005"/>
         </w:numPr>
       </w:pPr>
-      <w:hyperlink r:id="rId63">
+      <w:hyperlink r:id="rId69">
         <w:r>
           <w:rPr>
             <w:rStyle w:val="Hyperlink"/>
@@ -1445,8 +1626,8 @@
         <w:t xml:space="preserve">.</w:t>
       </w:r>
     </w:p>
-    <w:bookmarkEnd w:id="64"/>
-    <w:bookmarkStart w:id="75" w:name="sentences"/>
+    <w:bookmarkEnd w:id="70"/>
+    <w:bookmarkStart w:id="82" w:name="sentences"/>
     <w:p>
       <w:pPr>
         <w:pStyle w:val="Heading2"/>
@@ -1463,7 +1644,7 @@
           <w:numId w:val="1006"/>
         </w:numPr>
       </w:pPr>
-      <w:hyperlink r:id="rId65">
+      <w:hyperlink r:id="rId71">
         <w:r>
           <w:rPr>
             <w:rStyle w:val="Hyperlink"/>
@@ -1507,7 +1688,7 @@
           <w:numId w:val="1006"/>
         </w:numPr>
       </w:pPr>
-      <w:hyperlink r:id="rId66">
+      <w:hyperlink r:id="rId72">
         <w:r>
           <w:rPr>
             <w:rStyle w:val="Hyperlink"/>
@@ -1575,7 +1756,7 @@
           <w:numId w:val="1006"/>
         </w:numPr>
       </w:pPr>
-      <w:hyperlink r:id="rId67">
+      <w:hyperlink r:id="rId73">
         <w:r>
           <w:rPr>
             <w:rStyle w:val="Hyperlink"/>
@@ -1643,7 +1824,7 @@
           <w:numId w:val="1006"/>
         </w:numPr>
       </w:pPr>
-      <w:hyperlink r:id="rId68">
+      <w:hyperlink r:id="rId74">
         <w:r>
           <w:rPr>
             <w:rStyle w:val="Hyperlink"/>
@@ -1663,7 +1844,7 @@
           <w:numId w:val="1006"/>
         </w:numPr>
       </w:pPr>
-      <w:hyperlink r:id="rId69">
+      <w:hyperlink r:id="rId75">
         <w:r>
           <w:rPr>
             <w:rStyle w:val="Hyperlink"/>
@@ -1683,7 +1864,7 @@
           <w:numId w:val="1006"/>
         </w:numPr>
       </w:pPr>
-      <w:hyperlink r:id="rId70">
+      <w:hyperlink r:id="rId76">
         <w:r>
           <w:rPr>
             <w:rStyle w:val="Hyperlink"/>
@@ -1703,7 +1884,33 @@
           <w:numId w:val="1006"/>
         </w:numPr>
       </w:pPr>
-      <w:hyperlink r:id="rId71">
+      <w:hyperlink r:id="rId77">
+        <w:r>
+          <w:rPr>
+            <w:rStyle w:val="Hyperlink"/>
+          </w:rPr>
+          <w:t xml:space="preserve">Make every word tell</w:t>
+        </w:r>
+      </w:hyperlink>
+      <w:r>
+        <w:t xml:space="preserve">:</w:t>
+      </w:r>
+      <w:r>
+        <w:t xml:space="preserve"> </w:t>
+      </w:r>
+      <w:r>
+        <w:t xml:space="preserve">cut words that carry no meaning, but keep detail that does.</w:t>
+      </w:r>
+    </w:p>
+    <w:p>
+      <w:pPr>
+        <w:pStyle w:val="Compact"/>
+        <w:numPr>
+          <w:ilvl w:val="0"/>
+          <w:numId w:val="1006"/>
+        </w:numPr>
+      </w:pPr>
+      <w:hyperlink r:id="rId78">
         <w:r>
           <w:rPr>
             <w:rStyle w:val="Hyperlink"/>
@@ -1723,7 +1930,7 @@
           <w:numId w:val="1006"/>
         </w:numPr>
       </w:pPr>
-      <w:hyperlink r:id="rId72">
+      <w:hyperlink r:id="rId79">
         <w:r>
           <w:rPr>
             <w:rStyle w:val="Hyperlink"/>
@@ -1743,7 +1950,7 @@
           <w:numId w:val="1006"/>
         </w:numPr>
       </w:pPr>
-      <w:hyperlink r:id="rId73">
+      <w:hyperlink r:id="rId80">
         <w:r>
           <w:rPr>
             <w:rStyle w:val="Hyperlink"/>
@@ -1763,7 +1970,7 @@
           <w:numId w:val="1006"/>
         </w:numPr>
       </w:pPr>
-      <w:hyperlink r:id="rId74">
+      <w:hyperlink r:id="rId81">
         <w:r>
           <w:rPr>
             <w:rStyle w:val="Hyperlink"/>
@@ -1775,8 +1982,8 @@
         <w:t xml:space="preserve">.</w:t>
       </w:r>
     </w:p>
-    <w:bookmarkEnd w:id="75"/>
-    <w:bookmarkStart w:id="90" w:name="teaching-materials"/>
+    <w:bookmarkEnd w:id="82"/>
+    <w:bookmarkStart w:id="97" w:name="teaching-materials"/>
     <w:p>
       <w:pPr>
         <w:pStyle w:val="Heading2"/>
@@ -1793,7 +2000,7 @@
           <w:numId w:val="1007"/>
         </w:numPr>
       </w:pPr>
-      <w:hyperlink r:id="rId76">
+      <w:hyperlink r:id="rId83">
         <w:r>
           <w:rPr>
             <w:rStyle w:val="Hyperlink"/>
@@ -1813,7 +2020,7 @@
           <w:numId w:val="1007"/>
         </w:numPr>
       </w:pPr>
-      <w:hyperlink r:id="rId77">
+      <w:hyperlink r:id="rId84">
         <w:r>
           <w:rPr>
             <w:rStyle w:val="Hyperlink"/>
@@ -1833,7 +2040,7 @@
           <w:numId w:val="1007"/>
         </w:numPr>
       </w:pPr>
-      <w:hyperlink r:id="rId78">
+      <w:hyperlink r:id="rId85">
         <w:r>
           <w:rPr>
             <w:rStyle w:val="Hyperlink"/>
@@ -1856,7 +2063,7 @@
           <w:numId w:val="1007"/>
         </w:numPr>
       </w:pPr>
-      <w:hyperlink r:id="rId79">
+      <w:hyperlink r:id="rId86">
         <w:r>
           <w:rPr>
             <w:rStyle w:val="Hyperlink"/>
@@ -1876,7 +2083,7 @@
           <w:numId w:val="1007"/>
         </w:numPr>
       </w:pPr>
-      <w:hyperlink r:id="rId80">
+      <w:hyperlink r:id="rId87">
         <w:r>
           <w:rPr>
             <w:rStyle w:val="Hyperlink"/>
@@ -1896,7 +2103,7 @@
           <w:numId w:val="1007"/>
         </w:numPr>
       </w:pPr>
-      <w:hyperlink r:id="rId81">
+      <w:hyperlink r:id="rId88">
         <w:r>
           <w:rPr>
             <w:rStyle w:val="Hyperlink"/>
@@ -1916,7 +2123,7 @@
           <w:numId w:val="1007"/>
         </w:numPr>
       </w:pPr>
-      <w:hyperlink r:id="rId82">
+      <w:hyperlink r:id="rId89">
         <w:r>
           <w:rPr>
             <w:rStyle w:val="Hyperlink"/>
@@ -1936,7 +2143,7 @@
           <w:numId w:val="1007"/>
         </w:numPr>
       </w:pPr>
-      <w:hyperlink r:id="rId83">
+      <w:hyperlink r:id="rId90">
         <w:r>
           <w:rPr>
             <w:rStyle w:val="Hyperlink"/>
@@ -1956,7 +2163,7 @@
           <w:numId w:val="1007"/>
         </w:numPr>
       </w:pPr>
-      <w:hyperlink r:id="rId84">
+      <w:hyperlink r:id="rId91">
         <w:r>
           <w:rPr>
             <w:rStyle w:val="Hyperlink"/>
@@ -1976,7 +2183,7 @@
           <w:numId w:val="1007"/>
         </w:numPr>
       </w:pPr>
-      <w:hyperlink r:id="rId85">
+      <w:hyperlink r:id="rId92">
         <w:r>
           <w:rPr>
             <w:rStyle w:val="Hyperlink"/>
@@ -1999,7 +2206,7 @@
           <w:numId w:val="1007"/>
         </w:numPr>
       </w:pPr>
-      <w:hyperlink r:id="rId86">
+      <w:hyperlink r:id="rId93">
         <w:r>
           <w:rPr>
             <w:rStyle w:val="Hyperlink"/>
@@ -2019,7 +2226,7 @@
           <w:numId w:val="1007"/>
         </w:numPr>
       </w:pPr>
-      <w:hyperlink r:id="rId87">
+      <w:hyperlink r:id="rId94">
         <w:r>
           <w:rPr>
             <w:rStyle w:val="Hyperlink"/>
@@ -2039,7 +2246,7 @@
           <w:numId w:val="1007"/>
         </w:numPr>
       </w:pPr>
-      <w:hyperlink r:id="rId88">
+      <w:hyperlink r:id="rId95">
         <w:r>
           <w:rPr>
             <w:rStyle w:val="Hyperlink"/>
@@ -2074,12 +2281,12 @@
           <w:numId w:val="1007"/>
         </w:numPr>
       </w:pPr>
-      <w:hyperlink r:id="rId89">
-        <w:r>
-          <w:rPr>
-            <w:rStyle w:val="Hyperlink"/>
-          </w:rPr>
-          <w:t xml:space="preserve">Skip the credit for material from your own repositories</w:t>
+      <w:hyperlink r:id="rId96">
+        <w:r>
+          <w:rPr>
+            <w:rStyle w:val="Hyperlink"/>
+          </w:rPr>
+          <w:t xml:space="preserve">Do not formally acknowledge material borrowed from your own work</w:t>
         </w:r>
       </w:hyperlink>
       <w:r>
@@ -2089,10 +2296,153 @@
         <w:t xml:space="preserve"> </w:t>
       </w:r>
       <w:r>
-        <w:t xml:space="preserve">but keep what those repositories credit.</w:t>
-      </w:r>
-    </w:p>
-    <w:bookmarkEnd w:id="90"/>
+        <w:t xml:space="preserve">and remove any existing credit to your own work, but keep what that work itself credits.</w:t>
+      </w:r>
+    </w:p>
+    <w:bookmarkEnd w:id="97"/>
+    <w:bookmarkStart w:id="101" w:name="software-text"/>
+    <w:p>
+      <w:pPr>
+        <w:pStyle w:val="Heading2"/>
+      </w:pPr>
+      <w:r>
+        <w:t xml:space="preserve">8 Software text</w:t>
+      </w:r>
+    </w:p>
+    <w:p>
+      <w:pPr>
+        <w:pStyle w:val="Compact"/>
+        <w:numPr>
+          <w:ilvl w:val="0"/>
+          <w:numId w:val="1008"/>
+        </w:numPr>
+      </w:pPr>
+      <w:hyperlink r:id="rId98">
+        <w:r>
+          <w:rPr>
+            <w:rStyle w:val="Hyperlink"/>
+          </w:rPr>
+          <w:t xml:space="preserve">Say what changed and why</w:t>
+        </w:r>
+      </w:hyperlink>
+      <w:r>
+        <w:t xml:space="preserve"> </w:t>
+      </w:r>
+      <w:r>
+        <w:t xml:space="preserve">in a pull request or commit message.</w:t>
+      </w:r>
+    </w:p>
+    <w:p>
+      <w:pPr>
+        <w:pStyle w:val="Compact"/>
+        <w:numPr>
+          <w:ilvl w:val="0"/>
+          <w:numId w:val="1008"/>
+        </w:numPr>
+      </w:pPr>
+      <w:hyperlink r:id="rId99">
+        <w:r>
+          <w:rPr>
+            <w:rStyle w:val="Hyperlink"/>
+          </w:rPr>
+          <w:t xml:space="preserve">Comment why, not what</w:t>
+        </w:r>
+      </w:hyperlink>
+      <w:r>
+        <w:t xml:space="preserve">.</w:t>
+      </w:r>
+    </w:p>
+    <w:p>
+      <w:pPr>
+        <w:pStyle w:val="Compact"/>
+        <w:numPr>
+          <w:ilvl w:val="0"/>
+          <w:numId w:val="1008"/>
+        </w:numPr>
+      </w:pPr>
+      <w:hyperlink r:id="rId100">
+        <w:r>
+          <w:rPr>
+            <w:rStyle w:val="Hyperlink"/>
+          </w:rPr>
+          <w:t xml:space="preserve">Write release notes by their effect on the user</w:t>
+        </w:r>
+      </w:hyperlink>
+      <w:r>
+        <w:t xml:space="preserve">.</w:t>
+      </w:r>
+    </w:p>
+    <w:bookmarkEnd w:id="101"/>
+    <w:bookmarkStart w:id="105" w:name="thinking"/>
+    <w:p>
+      <w:pPr>
+        <w:pStyle w:val="Heading2"/>
+      </w:pPr>
+      <w:r>
+        <w:t xml:space="preserve">9 Thinking</w:t>
+      </w:r>
+    </w:p>
+    <w:p>
+      <w:pPr>
+        <w:pStyle w:val="Compact"/>
+        <w:numPr>
+          <w:ilvl w:val="0"/>
+          <w:numId w:val="1009"/>
+        </w:numPr>
+      </w:pPr>
+      <w:hyperlink r:id="rId102">
+        <w:r>
+          <w:rPr>
+            <w:rStyle w:val="Hyperlink"/>
+          </w:rPr>
+          <w:t xml:space="preserve">Write the question down first</w:t>
+        </w:r>
+      </w:hyperlink>
+      <w:r>
+        <w:t xml:space="preserve">.</w:t>
+      </w:r>
+    </w:p>
+    <w:p>
+      <w:pPr>
+        <w:pStyle w:val="Compact"/>
+        <w:numPr>
+          <w:ilvl w:val="0"/>
+          <w:numId w:val="1009"/>
+        </w:numPr>
+      </w:pPr>
+      <w:hyperlink r:id="rId103">
+        <w:r>
+          <w:rPr>
+            <w:rStyle w:val="Hyperlink"/>
+          </w:rPr>
+          <w:t xml:space="preserve">Send a written question that gives the reader the context to answer it</w:t>
+        </w:r>
+      </w:hyperlink>
+      <w:r>
+        <w:t xml:space="preserve">.</w:t>
+      </w:r>
+    </w:p>
+    <w:p>
+      <w:pPr>
+        <w:pStyle w:val="Compact"/>
+        <w:numPr>
+          <w:ilvl w:val="0"/>
+          <w:numId w:val="1009"/>
+        </w:numPr>
+      </w:pPr>
+      <w:hyperlink r:id="rId104">
+        <w:r>
+          <w:rPr>
+            <w:rStyle w:val="Hyperlink"/>
+          </w:rPr>
+          <w:t xml:space="preserve">Draft the plan before you run the analysis</w:t>
+        </w:r>
+      </w:hyperlink>
+      <w:r>
+        <w:t xml:space="preserve">.</w:t>
+      </w:r>
+    </w:p>
+    <w:bookmarkEnd w:id="105"/>
     <w:sectPr>
       <w:footnotePr>
         <w:numRestart w:val="eachSect"/>
@@ -2328,6 +2678,12 @@
     <w:abstractNumId w:val="991"/>
   </w:num>
   <w:num w:numId="1007">
+    <w:abstractNumId w:val="991"/>
+  </w:num>
+  <w:num w:numId="1008">
+    <w:abstractNumId w:val="991"/>
+  </w:num>
+  <w:num w:numId="1009">
     <w:abstractNumId w:val="991"/>
   </w:num>
 </w:numbering>
